--- a/seiki-kousou/株式会社成基_学びの多様化学校設立構想_改訂版（変更履歴付き）.docx
+++ b/seiki-kousou/株式会社成基_学びの多様化学校設立構想_改訂版（変更履歴付き）.docx
@@ -11259,6 +11259,100 @@
                 <w:rtl w:val="0"/>
               </w:rPr>
             </w:r>
+          </w:p>
+        </w:tc>
+      </w:tr>
+      <w:tr>
+        <w:trPr>
+          <w:cantSplit w:val="0"/>
+          <w:tblHeader w:val="0"/>
+          <w:ins w:id="20007" w:author="Claude" w:date="2026-10-13T00:00:00Z"/>
+        </w:trPr>
+        <w:tc>
+          <w:tcPr>
+            <w:shd w:fill="edf0fa" w:val="clear"/>
+            <w:tcMar>
+              <w:top w:w="60.0" w:type="dxa"/>
+              <w:left w:w="90.0" w:type="dxa"/>
+              <w:bottom w:w="60.0" w:type="dxa"/>
+              <w:right w:w="90.0" w:type="dxa"/>
+            </w:tcMar>
+          </w:tcPr>
+          <w:p>
+            <w:pPr>
+              <w:rPr>
+                <w:ins w:id="20001" w:author="Claude" w:date="2026-10-13T00:00:00Z"/>
+              </w:rPr>
+            </w:pPr>
+            <w:ins w:id="20002" w:author="Claude" w:date="2026-10-13T00:00:00Z">
+              <w:r>
+                <w:rPr>
+                  <w:color w:val="000000"/>
+                  <w:sz w:val="18"/>
+                  <w:szCs w:val="18"/>
+                  <w:rtl w:val="0"/>
+                </w:rPr>
+                <w:t xml:space="preserve">ゴールフリーB5（療育）</w:t>
+              </w:r>
+            </w:ins>
+          </w:p>
+        </w:tc>
+        <w:tc>
+          <w:tcPr>
+            <w:shd w:fill="edf0fa" w:val="clear"/>
+            <w:tcMar>
+              <w:top w:w="60.0" w:type="dxa"/>
+              <w:left w:w="90.0" w:type="dxa"/>
+              <w:bottom w:w="60.0" w:type="dxa"/>
+              <w:right w:w="90.0" w:type="dxa"/>
+            </w:tcMar>
+          </w:tcPr>
+          <w:p>
+            <w:pPr>
+              <w:rPr>
+                <w:ins w:id="20003" w:author="Claude" w:date="2026-10-13T00:00:00Z"/>
+              </w:rPr>
+            </w:pPr>
+            <w:ins w:id="20004" w:author="Claude" w:date="2026-10-13T00:00:00Z">
+              <w:r>
+                <w:rPr>
+                  <w:color w:val="000000"/>
+                  <w:sz w:val="18"/>
+                  <w:szCs w:val="18"/>
+                  <w:rtl w:val="0"/>
+                </w:rPr>
+                <w:t xml:space="preserve">成基の療育教室。軽度の発達障がいのある子どもを中心に、個別・集団の療育と、個別支援計画に基づく支援を実施。児童指導員等の専門職員が毎週の研修・ケースカンファレンスで支援の質を高めている（事業区分・有資格者の内訳は確認して記載）</w:t>
+              </w:r>
+            </w:ins>
+          </w:p>
+        </w:tc>
+        <w:tc>
+          <w:tcPr>
+            <w:shd w:fill="edf0fa" w:val="clear"/>
+            <w:tcMar>
+              <w:top w:w="60.0" w:type="dxa"/>
+              <w:left w:w="90.0" w:type="dxa"/>
+              <w:bottom w:w="60.0" w:type="dxa"/>
+              <w:right w:w="90.0" w:type="dxa"/>
+            </w:tcMar>
+          </w:tcPr>
+          <w:p>
+            <w:pPr>
+              <w:rPr>
+                <w:ins w:id="20005" w:author="Claude" w:date="2026-10-13T00:00:00Z"/>
+              </w:rPr>
+            </w:pPr>
+            <w:ins w:id="20006" w:author="Claude" w:date="2026-10-13T00:00:00Z">
+              <w:r>
+                <w:rPr>
+                  <w:color w:val="000000"/>
+                  <w:sz w:val="18"/>
+                  <w:szCs w:val="18"/>
+                  <w:rtl w:val="0"/>
+                </w:rPr>
+                <w:t xml:space="preserve">【療育の専門性】生徒理解・アセスメント、個別の指導計画と合理的配慮の設計、ソーシャルスキル指導、感覚面・環境面の調整、保護者支援の方法を、特別の教育課程と校内の支援体制に取り入れる。【職員のリソース】療育職員による教員研修、ケース会議への参画、別室での支援・SSTの補助、保護者面談への同席を、契約で定めた範囲で提供する。学校の支援を放課後等デイサービスの利用資格・受給に依存させず、福祉事業の人員配置・勤務時間と二重計上しない（8.6.5参照）</w:t>
+              </w:r>
+            </w:ins>
           </w:p>
         </w:tc>
       </w:tr>
